--- a/tests/testdata/excel/Word/基本.docx
+++ b/tests/testdata/excel/Word/基本.docx
@@ -472,7 +472,7 @@
 <file path=word/numbering.xml><?xml version="1.0" encoding="utf-8"?>
 <w:numbering xmlns:wpc="http://schemas.microsoft.com/office/word/2010/wordprocessingCanvas" xmlns:cx="http://schemas.microsoft.com/office/drawing/2014/chartex" xmlns:cx1="http://schemas.microsoft.com/office/drawing/2015/9/8/chartex" xmlns:cx2="http://schemas.microsoft.com/office/drawing/2015/10/21/chartex" xmlns:cx3="http://schemas.microsoft.com/office/drawing/2016/5/9/chartex" xmlns:cx4="http://schemas.microsoft.com/office/drawing/2016/5/10/chartex" xmlns:cx5="http://schemas.microsoft.com/office/drawing/2016/5/11/chartex" xmlns:cx6="http://schemas.microsoft.com/office/drawing/2016/5/12/chartex" xmlns:cx7="http://schemas.microsoft.com/office/drawing/2016/5/13/chartex" xmlns:cx8="http://schemas.microsoft.com/office/drawing/2016/5/14/chartex" xmlns:mc="http://schemas.openxmlformats.org/markup-compatibility/2006" xmlns:aink="http://schemas.microsoft.com/office/drawing/2016/ink" xmlns:am3d="http://schemas.microsoft.com/office/drawing/2017/model3d" xmlns:o="urn:schemas-microsoft-com:office:office" xmlns:oel="http://schemas.microsoft.com/office/2019/extlst" xmlns:r="http://schemas.openxmlformats.org/officeDocument/2006/relationships" xmlns:m="http://schemas.openxmlformats.org/officeDocument/2006/math" xmlns:v="urn:schemas-microsoft-com:vml" xmlns:wp14="http://schemas.microsoft.com/office/word/2010/wordprocessingDrawing" xmlns:wp="http://schemas.openxmlformats.org/drawingml/2006/wordprocessingDrawing" xmlns:w10="urn:schemas-microsoft-com:office:word" xmlns:w="http://schemas.openxmlformats.org/wordprocessingml/2006/main" xmlns:w14="http://schemas.microsoft.com/office/word/2010/wordml" xmlns:w15="http://schemas.microsoft.com/office/word/2012/wordml" xmlns:w16cex="http://schemas.microsoft.com/office/word/2018/wordml/cex" xmlns:w16cid="http://schemas.microsoft.com/office/word/2016/wordml/cid" xmlns:w16="http://schemas.microsoft.com/office/word/2018/wordml" xmlns:w16du="http://schemas.microsoft.com/office/word/2023/wordml/word16du" xmlns:w16sdtdh="http://schemas.microsoft.com/office/word/2020/wordml/sdtdatahash" xmlns:w16sdtfl="http://schemas.microsoft.com/office/word/2024/wordml/sdtformatlock" xmlns:w16se="http://schemas.microsoft.com/office/word/2015/wordml/symex" xmlns:wpg="http://schemas.microsoft.com/office/word/2010/wordprocessingGroup" xmlns:wpi="http://schemas.microsoft.com/office/word/2010/wordprocessingInk" xmlns:wne="http://schemas.microsoft.com/office/word/2006/wordml" xmlns:wps="http://schemas.microsoft.com/office/word/2010/wordprocessingShape" mc:Ignorable="w14 w15 w16se w16cid w16 w16cex w16sdtdh w16sdtfl w16du wp14">
   <w:abstractNum w:abstractNumId="0" w15:restartNumberingAfterBreak="0">
-    <w:nsid w:val="287A78F0"/>
+    <w:nsid w:val="028C6A30"/>
     <w:multiLevelType w:val="singleLevel"/>
     <w:tmpl w:val="0409000F"/>
     <w:lvl w:ilvl="0">
@@ -486,7 +486,7 @@
     </w:lvl>
   </w:abstractNum>
   <w:abstractNum w:abstractNumId="1" w15:restartNumberingAfterBreak="0">
-    <w:nsid w:val="2CCA79CB"/>
+    <w:nsid w:val="428F351A"/>
     <w:multiLevelType w:val="singleLevel"/>
     <w:tmpl w:val="04090001"/>
     <w:lvl w:ilvl="0">
@@ -502,10 +502,10 @@
       </w:rPr>
     </w:lvl>
   </w:abstractNum>
-  <w:num w:numId="1" w16cid:durableId="631130731">
+  <w:num w:numId="1" w16cid:durableId="494341619">
     <w:abstractNumId w:val="1"/>
   </w:num>
-  <w:num w:numId="2" w16cid:durableId="1769235393">
+  <w:num w:numId="2" w16cid:durableId="728771266">
     <w:abstractNumId w:val="0"/>
   </w:num>
 </w:numbering>
@@ -918,7 +918,7 @@
     <w:link w:val="10"/>
     <w:uiPriority w:val="9"/>
     <w:qFormat/>
-    <w:rsid w:val="001428BC"/>
+    <w:rsid w:val="00123C7E"/>
     <w:pPr>
       <w:keepNext/>
       <w:keepLines/>
@@ -940,7 +940,7 @@
     <w:uiPriority w:val="9"/>
     <w:unhideWhenUsed/>
     <w:qFormat/>
-    <w:rsid w:val="001428BC"/>
+    <w:rsid w:val="00123C7E"/>
     <w:pPr>
       <w:keepNext/>
       <w:keepLines/>
@@ -963,7 +963,7 @@
     <w:semiHidden/>
     <w:unhideWhenUsed/>
     <w:qFormat/>
-    <w:rsid w:val="001428BC"/>
+    <w:rsid w:val="00123C7E"/>
     <w:pPr>
       <w:keepNext/>
       <w:keepLines/>
@@ -985,7 +985,7 @@
     <w:semiHidden/>
     <w:unhideWhenUsed/>
     <w:qFormat/>
-    <w:rsid w:val="001428BC"/>
+    <w:rsid w:val="00123C7E"/>
     <w:pPr>
       <w:keepNext/>
       <w:keepLines/>
@@ -1006,7 +1006,7 @@
     <w:semiHidden/>
     <w:unhideWhenUsed/>
     <w:qFormat/>
-    <w:rsid w:val="001428BC"/>
+    <w:rsid w:val="00123C7E"/>
     <w:pPr>
       <w:keepNext/>
       <w:keepLines/>
@@ -1028,7 +1028,7 @@
     <w:semiHidden/>
     <w:unhideWhenUsed/>
     <w:qFormat/>
-    <w:rsid w:val="001428BC"/>
+    <w:rsid w:val="00123C7E"/>
     <w:pPr>
       <w:keepNext/>
       <w:keepLines/>
@@ -1050,7 +1050,7 @@
     <w:semiHidden/>
     <w:unhideWhenUsed/>
     <w:qFormat/>
-    <w:rsid w:val="001428BC"/>
+    <w:rsid w:val="00123C7E"/>
     <w:pPr>
       <w:keepNext/>
       <w:keepLines/>
@@ -1072,7 +1072,7 @@
     <w:semiHidden/>
     <w:unhideWhenUsed/>
     <w:qFormat/>
-    <w:rsid w:val="001428BC"/>
+    <w:rsid w:val="00123C7E"/>
     <w:pPr>
       <w:keepNext/>
       <w:keepLines/>
@@ -1094,7 +1094,7 @@
     <w:semiHidden/>
     <w:unhideWhenUsed/>
     <w:qFormat/>
-    <w:rsid w:val="001428BC"/>
+    <w:rsid w:val="00123C7E"/>
     <w:pPr>
       <w:keepNext/>
       <w:keepLines/>
@@ -1139,7 +1139,7 @@
     <w:basedOn w:val="a0"/>
     <w:link w:val="1"/>
     <w:uiPriority w:val="9"/>
-    <w:rsid w:val="001428BC"/>
+    <w:rsid w:val="00123C7E"/>
     <w:rPr>
       <w:rFonts w:asciiTheme="majorHAnsi" w:eastAsiaTheme="majorEastAsia" w:hAnsiTheme="majorHAnsi" w:cstheme="majorBidi"/>
       <w:color w:val="000000" w:themeColor="text1"/>
@@ -1152,7 +1152,7 @@
     <w:basedOn w:val="a0"/>
     <w:link w:val="2"/>
     <w:uiPriority w:val="9"/>
-    <w:rsid w:val="001428BC"/>
+    <w:rsid w:val="00123C7E"/>
     <w:rPr>
       <w:rFonts w:asciiTheme="majorHAnsi" w:eastAsiaTheme="majorEastAsia" w:hAnsiTheme="majorHAnsi" w:cstheme="majorBidi"/>
       <w:color w:val="000000" w:themeColor="text1"/>
@@ -1166,7 +1166,7 @@
     <w:link w:val="3"/>
     <w:uiPriority w:val="9"/>
     <w:semiHidden/>
-    <w:rsid w:val="001428BC"/>
+    <w:rsid w:val="00123C7E"/>
     <w:rPr>
       <w:rFonts w:asciiTheme="majorHAnsi" w:eastAsiaTheme="majorEastAsia" w:hAnsiTheme="majorHAnsi" w:cstheme="majorBidi"/>
       <w:color w:val="000000" w:themeColor="text1"/>
@@ -1179,7 +1179,7 @@
     <w:link w:val="4"/>
     <w:uiPriority w:val="9"/>
     <w:semiHidden/>
-    <w:rsid w:val="001428BC"/>
+    <w:rsid w:val="00123C7E"/>
     <w:rPr>
       <w:rFonts w:asciiTheme="majorHAnsi" w:eastAsiaTheme="majorEastAsia" w:hAnsiTheme="majorHAnsi" w:cstheme="majorBidi"/>
       <w:color w:val="000000" w:themeColor="text1"/>
@@ -1191,7 +1191,7 @@
     <w:link w:val="5"/>
     <w:uiPriority w:val="9"/>
     <w:semiHidden/>
-    <w:rsid w:val="001428BC"/>
+    <w:rsid w:val="00123C7E"/>
     <w:rPr>
       <w:rFonts w:asciiTheme="majorHAnsi" w:eastAsiaTheme="majorEastAsia" w:hAnsiTheme="majorHAnsi" w:cstheme="majorBidi"/>
       <w:color w:val="000000" w:themeColor="text1"/>
@@ -1203,7 +1203,7 @@
     <w:link w:val="6"/>
     <w:uiPriority w:val="9"/>
     <w:semiHidden/>
-    <w:rsid w:val="001428BC"/>
+    <w:rsid w:val="00123C7E"/>
     <w:rPr>
       <w:rFonts w:asciiTheme="majorHAnsi" w:eastAsiaTheme="majorEastAsia" w:hAnsiTheme="majorHAnsi" w:cstheme="majorBidi"/>
       <w:color w:val="000000" w:themeColor="text1"/>
@@ -1215,7 +1215,7 @@
     <w:link w:val="7"/>
     <w:uiPriority w:val="9"/>
     <w:semiHidden/>
-    <w:rsid w:val="001428BC"/>
+    <w:rsid w:val="00123C7E"/>
     <w:rPr>
       <w:rFonts w:asciiTheme="majorHAnsi" w:eastAsiaTheme="majorEastAsia" w:hAnsiTheme="majorHAnsi" w:cstheme="majorBidi"/>
       <w:color w:val="000000" w:themeColor="text1"/>
@@ -1227,7 +1227,7 @@
     <w:link w:val="8"/>
     <w:uiPriority w:val="9"/>
     <w:semiHidden/>
-    <w:rsid w:val="001428BC"/>
+    <w:rsid w:val="00123C7E"/>
     <w:rPr>
       <w:rFonts w:asciiTheme="majorHAnsi" w:eastAsiaTheme="majorEastAsia" w:hAnsiTheme="majorHAnsi" w:cstheme="majorBidi"/>
       <w:color w:val="000000" w:themeColor="text1"/>
@@ -1239,7 +1239,7 @@
     <w:link w:val="9"/>
     <w:uiPriority w:val="9"/>
     <w:semiHidden/>
-    <w:rsid w:val="001428BC"/>
+    <w:rsid w:val="00123C7E"/>
     <w:rPr>
       <w:rFonts w:asciiTheme="majorHAnsi" w:eastAsiaTheme="majorEastAsia" w:hAnsiTheme="majorHAnsi" w:cstheme="majorBidi"/>
       <w:color w:val="000000" w:themeColor="text1"/>
@@ -1252,7 +1252,7 @@
     <w:link w:val="a4"/>
     <w:uiPriority w:val="10"/>
     <w:qFormat/>
-    <w:rsid w:val="001428BC"/>
+    <w:rsid w:val="00123C7E"/>
     <w:pPr>
       <w:spacing w:after="80"/>
       <w:contextualSpacing/>
@@ -1271,7 +1271,7 @@
     <w:basedOn w:val="a0"/>
     <w:link w:val="a3"/>
     <w:uiPriority w:val="10"/>
-    <w:rsid w:val="001428BC"/>
+    <w:rsid w:val="00123C7E"/>
     <w:rPr>
       <w:rFonts w:asciiTheme="majorHAnsi" w:eastAsiaTheme="majorEastAsia" w:hAnsiTheme="majorHAnsi" w:cstheme="majorBidi"/>
       <w:spacing w:val="-10"/>
@@ -1287,7 +1287,7 @@
     <w:link w:val="a6"/>
     <w:uiPriority w:val="11"/>
     <w:qFormat/>
-    <w:rsid w:val="001428BC"/>
+    <w:rsid w:val="00123C7E"/>
     <w:pPr>
       <w:numPr>
         <w:ilvl w:val="1"/>
@@ -1308,7 +1308,7 @@
     <w:basedOn w:val="a0"/>
     <w:link w:val="a5"/>
     <w:uiPriority w:val="11"/>
-    <w:rsid w:val="001428BC"/>
+    <w:rsid w:val="00123C7E"/>
     <w:rPr>
       <w:rFonts w:asciiTheme="majorHAnsi" w:eastAsiaTheme="majorEastAsia" w:hAnsiTheme="majorHAnsi" w:cstheme="majorBidi"/>
       <w:color w:val="595959" w:themeColor="text1" w:themeTint="A6"/>
@@ -1324,7 +1324,7 @@
     <w:link w:val="a8"/>
     <w:uiPriority w:val="29"/>
     <w:qFormat/>
-    <w:rsid w:val="001428BC"/>
+    <w:rsid w:val="00123C7E"/>
     <w:pPr>
       <w:spacing w:before="160" w:after="160"/>
       <w:jc w:val="center"/>
@@ -1340,7 +1340,7 @@
     <w:basedOn w:val="a0"/>
     <w:link w:val="a7"/>
     <w:uiPriority w:val="29"/>
-    <w:rsid w:val="001428BC"/>
+    <w:rsid w:val="00123C7E"/>
     <w:rPr>
       <w:i/>
       <w:iCs/>
@@ -1352,7 +1352,7 @@
     <w:basedOn w:val="a"/>
     <w:uiPriority w:val="34"/>
     <w:qFormat/>
-    <w:rsid w:val="001428BC"/>
+    <w:rsid w:val="00123C7E"/>
     <w:pPr>
       <w:ind w:left="720"/>
       <w:contextualSpacing/>
@@ -1363,7 +1363,7 @@
     <w:basedOn w:val="a0"/>
     <w:uiPriority w:val="21"/>
     <w:qFormat/>
-    <w:rsid w:val="001428BC"/>
+    <w:rsid w:val="00123C7E"/>
     <w:rPr>
       <w:i/>
       <w:iCs/>
@@ -1377,7 +1377,7 @@
     <w:link w:val="23"/>
     <w:uiPriority w:val="30"/>
     <w:qFormat/>
-    <w:rsid w:val="001428BC"/>
+    <w:rsid w:val="00123C7E"/>
     <w:pPr>
       <w:pBdr>
         <w:top w:val="single" w:sz="4" w:space="10" w:color="0F4761" w:themeColor="accent1" w:themeShade="BF"/>
@@ -1398,7 +1398,7 @@
     <w:basedOn w:val="a0"/>
     <w:link w:val="22"/>
     <w:uiPriority w:val="30"/>
-    <w:rsid w:val="001428BC"/>
+    <w:rsid w:val="00123C7E"/>
     <w:rPr>
       <w:i/>
       <w:iCs/>
@@ -1410,7 +1410,7 @@
     <w:basedOn w:val="a0"/>
     <w:uiPriority w:val="32"/>
     <w:qFormat/>
-    <w:rsid w:val="001428BC"/>
+    <w:rsid w:val="00123C7E"/>
     <w:rPr>
       <w:b/>
       <w:bCs/>
